--- a/参赛材料/知歇-使用说明.docx
+++ b/参赛材料/知歇-使用说明.docx
@@ -201,7 +201,7 @@
           <w:rFonts w:ascii="微软雅黑" w:eastAsia="微软雅黑" w:hAnsi="微软雅黑" w:cs="微软雅黑" w:hint="eastAsia"/>
           <w:lang w:eastAsia="zh-CN"/>
         </w:rPr>
-        <w:t>适用对象：终端用户、指导教师、评审专家</w:t>
+        <w:t>适用对象：终端用户、评审专家</w:t>
       </w:r>
       <w:r/>
     </w:p>
@@ -210,7 +210,7 @@
         <w:sectPr>
           <w:type w:val="nextPage"/>
           <w:pgSz w:w="11906" w:h="16838"/>
-          <w:pgMar w:top="1417" w:bottom="1134" w:left="1417" w:right="1417"/>
+          <w:pgMar w:top="1440" w:bottom="1440" w:left="1797" w:right="1797"/>
         </w:sectPr>
       </w:pPr>
     </w:p>
@@ -1811,7 +1811,7 @@
                 <w:color w:val="212121"/>
                 <w:sz w:val="18"/>
               </w:rPr>
-              <w:t>版本信息、产品介绍、开发团队与指导教师</w:t>
+              <w:t>版本信息与产品介绍</w:t>
             </w:r>
           </w:p>
         </w:tc>
@@ -6865,7 +6865,7 @@
     <w:sectPr>
       <w:footerReference w:type="default" r:id="rId9"/>
       <w:pgSz w:w="11906" w:h="16838"/>
-      <w:pgMar w:top="1417" w:right="1417" w:bottom="1134" w:left="1417" w:header="720" w:footer="720" w:gutter="0"/>
+      <w:pgMar w:top="1440" w:right="1797" w:bottom="1440" w:left="1797" w:header="720" w:footer="720" w:gutter="0"/>
       <w:cols w:space="720"/>
       <w:docGrid w:linePitch="360"/>
       <w:pgNumType w:start="1"/>
@@ -6880,8 +6880,8 @@
     <w:pPr>
       <w:pStyle w:val="Footer"/>
       <w:tabs>
-        <w:tab w:pos="4536" w:val="center"/>
-        <w:tab w:pos="9072" w:val="right"/>
+        <w:tab w:pos="4156" w:val="center"/>
+        <w:tab w:pos="8312" w:val="right"/>
       </w:tabs>
     </w:pPr>
     <w:r>

--- a/参赛材料/知歇-使用说明.docx
+++ b/参赛材料/知歇-使用说明.docx
@@ -93,7 +93,7 @@
           <w:sz w:val="36"/>
           <w:lang w:eastAsia="zh-CN"/>
         </w:rPr>
-        <w:t>使用说明</w:t>
+        <w:t>知时而歇，张弛有度</w:t>
       </w:r>
     </w:p>
     <w:p>
@@ -203,6 +203,54 @@
         </w:rPr>
         <w:t>适用对象：终端用户、评审专家</w:t>
       </w:r>
+    </w:p>
+    <w:p>
+      <w:pPr>
+        <w:spacing w:after="180"/>
+        <w:jc w:val="left"/>
+      </w:pPr>
+      <w:r>
+        <w:rPr>
+          <w:rFonts w:ascii="微软雅黑" w:eastAsia="微软雅黑" w:hAnsi="微软雅黑" w:cs="微软雅黑" w:hint="eastAsia"/>
+          <w:lang w:eastAsia="zh-CN"/>
+        </w:rPr>
+        <w:t>官网下载地址：</w:t>
+      </w:r>
+      <w:r>
+        <w:rPr>
+          <w:rFonts w:ascii="微软雅黑" w:eastAsia="微软雅黑" w:hAnsi="微软雅黑" w:cs="微软雅黑" w:hint="eastAsia"/>
+          <w:b/>
+          <w:lang w:eastAsia="zh-CN"/>
+        </w:rPr>
+        <w:t>【待补充：官网网址】</w:t>
+      </w:r>
+      <w:r>
+        <w:rPr>
+          <w:rFonts w:ascii="微软雅黑" w:eastAsia="微软雅黑" w:hAnsi="微软雅黑" w:cs="微软雅黑" w:hint="eastAsia"/>
+          <w:lang w:eastAsia="zh-CN"/>
+        </w:rPr>
+        <w:t>（</w:t>
+      </w:r>
+      <w:r>
+        <w:t xml:space="preserve">Windows </w:t>
+      </w:r>
+      <w:r>
+        <w:rPr>
+          <w:rFonts w:ascii="微软雅黑" w:eastAsia="微软雅黑" w:hAnsi="微软雅黑" w:cs="微软雅黑" w:hint="eastAsia"/>
+          <w:lang w:eastAsia="zh-CN"/>
+        </w:rPr>
+        <w:t>与</w:t>
+      </w:r>
+      <w:r>
+        <w:t xml:space="preserve"> macOS </w:t>
+      </w:r>
+      <w:r>
+        <w:rPr>
+          <w:rFonts w:ascii="微软雅黑" w:eastAsia="微软雅黑" w:hAnsi="微软雅黑" w:cs="微软雅黑" w:hint="eastAsia"/>
+          <w:lang w:eastAsia="zh-CN"/>
+        </w:rPr>
+        <w:t>安装包均可从官网直接下载，装完打开就能用，无需注册账号）</w:t>
+      </w:r>
       <w:r/>
     </w:p>
     <w:p>
@@ -210,7 +258,7 @@
         <w:sectPr>
           <w:type w:val="nextPage"/>
           <w:pgSz w:w="11906" w:h="16838"/>
-          <w:pgMar w:top="1440" w:bottom="1440" w:left="1797" w:right="1797"/>
+          <w:pgMar w:top="1417" w:bottom="1134" w:left="1417" w:right="1417"/>
         </w:sectPr>
       </w:pPr>
     </w:p>
@@ -305,7 +353,7 @@
           <w:rFonts w:ascii="微软雅黑" w:eastAsia="微软雅黑" w:hAnsi="微软雅黑" w:cs="微软雅黑" w:hint="eastAsia"/>
           <w:lang w:eastAsia="zh-CN"/>
         </w:rPr>
-        <w:t>运行安装包。</w:t>
+        <w:t>从官网下载安装包后运行。</w:t>
       </w:r>
       <w:r>
         <w:t xml:space="preserve">Windows </w:t>
@@ -429,7 +477,17 @@
           <w:rFonts w:ascii="微软雅黑" w:eastAsia="微软雅黑" w:hAnsi="微软雅黑" w:cs="微软雅黑" w:hint="eastAsia"/>
           <w:lang w:eastAsia="zh-CN"/>
         </w:rPr>
-        <w:t>，默认处于关闭状态，可按需开启：</w:t>
+        <w:t>（锚点</w:t>
+      </w:r>
+      <w:r>
+        <w:t xml:space="preserve"> = </w:t>
+      </w:r>
+      <w:r>
+        <w:rPr>
+          <w:rFonts w:ascii="微软雅黑" w:eastAsia="微软雅黑" w:hAnsi="微软雅黑" w:cs="微软雅黑" w:hint="eastAsia"/>
+          <w:lang w:eastAsia="zh-CN"/>
+        </w:rPr>
+        <w:t>定时提醒，下同），默认处于关闭状态，可按需开启：</w:t>
       </w:r>
     </w:p>
     <w:tbl>
@@ -6865,7 +6923,7 @@
     <w:sectPr>
       <w:footerReference w:type="default" r:id="rId9"/>
       <w:pgSz w:w="11906" w:h="16838"/>
-      <w:pgMar w:top="1440" w:right="1797" w:bottom="1440" w:left="1797" w:header="720" w:footer="720" w:gutter="0"/>
+      <w:pgMar w:top="1417" w:right="1417" w:bottom="1134" w:left="1417" w:header="720" w:footer="720" w:gutter="0"/>
       <w:cols w:space="720"/>
       <w:docGrid w:linePitch="360"/>
       <w:pgNumType w:start="1"/>
@@ -6880,8 +6938,8 @@
     <w:pPr>
       <w:pStyle w:val="Footer"/>
       <w:tabs>
-        <w:tab w:pos="4156" w:val="center"/>
-        <w:tab w:pos="8312" w:val="right"/>
+        <w:tab w:pos="4536" w:val="center"/>
+        <w:tab w:pos="9072" w:val="right"/>
       </w:tabs>
     </w:pPr>
     <w:r>
